--- a/نهم/نوبت اول نهم/1401/ترم اول 1401.docx
+++ b/نهم/نوبت اول نهم/1401/ترم اول 1401.docx
@@ -1,6 +1,6 @@
 
 <file path=word/document.xml><?xml version="1.0" encoding="utf-8"?>
-<w:document xmlns:wpc="http://schemas.microsoft.com/office/word/2010/wordprocessingCanvas" xmlns:cx="http://schemas.microsoft.com/office/drawing/2014/chartex" xmlns:cx1="http://schemas.microsoft.com/office/drawing/2015/9/8/chartex" xmlns:mc="http://schemas.openxmlformats.org/markup-compatibility/2006" xmlns:o="urn:schemas-microsoft-com:office:office" xmlns:r="http://schemas.openxmlformats.org/officeDocument/2006/relationships" xmlns:m="http://schemas.openxmlformats.org/officeDocument/2006/math" xmlns:v="urn:schemas-microsoft-com:vml" xmlns:wp14="http://schemas.microsoft.com/office/word/2010/wordprocessingDrawing" xmlns:wp="http://schemas.openxmlformats.org/drawingml/2006/wordprocessingDrawing" xmlns:w10="urn:schemas-microsoft-com:office:word" xmlns:w="http://schemas.openxmlformats.org/wordprocessingml/2006/main" xmlns:w14="http://schemas.microsoft.com/office/word/2010/wordml" xmlns:w15="http://schemas.microsoft.com/office/word/2012/wordml" xmlns:w16se="http://schemas.microsoft.com/office/word/2015/wordml/symex" xmlns:wpg="http://schemas.microsoft.com/office/word/2010/wordprocessingGroup" xmlns:wpi="http://schemas.microsoft.com/office/word/2010/wordprocessingInk" xmlns:wne="http://schemas.microsoft.com/office/word/2006/wordml" xmlns:wps="http://schemas.microsoft.com/office/word/2010/wordprocessingShape" mc:Ignorable="w14 w15 w16se wp14">
+<w:document xmlns:wpc="http://schemas.microsoft.com/office/word/2010/wordprocessingCanvas" xmlns:cx="http://schemas.microsoft.com/office/drawing/2014/chartex" xmlns:cx1="http://schemas.microsoft.com/office/drawing/2015/9/8/chartex" xmlns:cx2="http://schemas.microsoft.com/office/drawing/2015/10/21/chartex" xmlns:cx3="http://schemas.microsoft.com/office/drawing/2016/5/9/chartex" xmlns:cx4="http://schemas.microsoft.com/office/drawing/2016/5/10/chartex" xmlns:cx5="http://schemas.microsoft.com/office/drawing/2016/5/11/chartex" xmlns:cx6="http://schemas.microsoft.com/office/drawing/2016/5/12/chartex" xmlns:cx7="http://schemas.microsoft.com/office/drawing/2016/5/13/chartex" xmlns:cx8="http://schemas.microsoft.com/office/drawing/2016/5/14/chartex" xmlns:mc="http://schemas.openxmlformats.org/markup-compatibility/2006" xmlns:aink="http://schemas.microsoft.com/office/drawing/2016/ink" xmlns:am3d="http://schemas.microsoft.com/office/drawing/2017/model3d" xmlns:o="urn:schemas-microsoft-com:office:office" xmlns:r="http://schemas.openxmlformats.org/officeDocument/2006/relationships" xmlns:m="http://schemas.openxmlformats.org/officeDocument/2006/math" xmlns:v="urn:schemas-microsoft-com:vml" xmlns:wp14="http://schemas.microsoft.com/office/word/2010/wordprocessingDrawing" xmlns:wp="http://schemas.openxmlformats.org/drawingml/2006/wordprocessingDrawing" xmlns:w10="urn:schemas-microsoft-com:office:word" xmlns:w="http://schemas.openxmlformats.org/wordprocessingml/2006/main" xmlns:w14="http://schemas.microsoft.com/office/word/2010/wordml" xmlns:w15="http://schemas.microsoft.com/office/word/2012/wordml" xmlns:w16cid="http://schemas.microsoft.com/office/word/2016/wordml/cid" xmlns:w16se="http://schemas.microsoft.com/office/word/2015/wordml/symex" xmlns:wpg="http://schemas.microsoft.com/office/word/2010/wordprocessingGroup" xmlns:wpi="http://schemas.microsoft.com/office/word/2010/wordprocessingInk" xmlns:wne="http://schemas.microsoft.com/office/word/2006/wordml" xmlns:wps="http://schemas.microsoft.com/office/word/2010/wordprocessingShape" mc:Ignorable="w14 w15 w16se w16cid wp14">
   <w:body>
     <w:tbl>
       <w:tblPr>
@@ -549,7 +549,7 @@
                 <v:shape id="_x0000_i1025" type="#_x0000_t75" style="width:30pt;height:12pt" o:ole="">
                   <v:imagedata r:id="rId8" o:title=""/>
                 </v:shape>
-                <o:OLEObject Type="Embed" ProgID="Equation.DSMT4" ShapeID="_x0000_i1025" DrawAspect="Content" ObjectID="_1765524305" r:id="rId9"/>
+                <o:OLEObject Type="Embed" ProgID="Equation.DSMT4" ShapeID="_x0000_i1025" DrawAspect="Content" ObjectID="_1828554909" r:id="rId9"/>
               </w:object>
             </w:r>
             <w:r>
@@ -581,7 +581,7 @@
                 <v:shape id="_x0000_i1026" type="#_x0000_t75" style="width:36.75pt;height:21.75pt" o:ole="">
                   <v:imagedata r:id="rId10" o:title=""/>
                 </v:shape>
-                <o:OLEObject Type="Embed" ProgID="Equation.DSMT4" ShapeID="_x0000_i1026" DrawAspect="Content" ObjectID="_1765524306" r:id="rId11"/>
+                <o:OLEObject Type="Embed" ProgID="Equation.DSMT4" ShapeID="_x0000_i1026" DrawAspect="Content" ObjectID="_1828554910" r:id="rId11"/>
               </w:object>
             </w:r>
             <w:r>
@@ -740,7 +740,7 @@
                 <v:shape id="_x0000_i1027" type="#_x0000_t75" style="width:38.25pt;height:15pt" o:ole="">
                   <v:imagedata r:id="rId12" o:title=""/>
                 </v:shape>
-                <o:OLEObject Type="Embed" ProgID="Equation.DSMT4" ShapeID="_x0000_i1027" DrawAspect="Content" ObjectID="_1765524307" r:id="rId13"/>
+                <o:OLEObject Type="Embed" ProgID="Equation.DSMT4" ShapeID="_x0000_i1027" DrawAspect="Content" ObjectID="_1828554911" r:id="rId13"/>
               </w:object>
             </w:r>
             <w:r>
@@ -782,7 +782,7 @@
                 <v:shape id="_x0000_i1028" type="#_x0000_t75" style="width:47.25pt;height:16.5pt" o:ole="">
                   <v:imagedata r:id="rId14" o:title=""/>
                 </v:shape>
-                <o:OLEObject Type="Embed" ProgID="Equation.DSMT4" ShapeID="_x0000_i1028" DrawAspect="Content" ObjectID="_1765524308" r:id="rId15"/>
+                <o:OLEObject Type="Embed" ProgID="Equation.DSMT4" ShapeID="_x0000_i1028" DrawAspect="Content" ObjectID="_1828554912" r:id="rId15"/>
               </w:object>
             </w:r>
             <w:r>
@@ -1180,7 +1180,7 @@
                 <v:shape id="_x0000_i1029" type="#_x0000_t75" style="width:38.25pt;height:16.5pt" o:ole="">
                   <v:imagedata r:id="rId16" o:title=""/>
                 </v:shape>
-                <o:OLEObject Type="Embed" ProgID="Equation.DSMT4" ShapeID="_x0000_i1029" DrawAspect="Content" ObjectID="_1765524309" r:id="rId17"/>
+                <o:OLEObject Type="Embed" ProgID="Equation.DSMT4" ShapeID="_x0000_i1029" DrawAspect="Content" ObjectID="_1828554913" r:id="rId17"/>
               </w:object>
             </w:r>
             <w:r>
@@ -1207,7 +1207,7 @@
                 <v:shape id="_x0000_i1030" type="#_x0000_t75" style="width:58.5pt;height:16.5pt" o:ole="">
                   <v:imagedata r:id="rId18" o:title=""/>
                 </v:shape>
-                <o:OLEObject Type="Embed" ProgID="Equation.DSMT4" ShapeID="_x0000_i1030" DrawAspect="Content" ObjectID="_1765524310" r:id="rId19"/>
+                <o:OLEObject Type="Embed" ProgID="Equation.DSMT4" ShapeID="_x0000_i1030" DrawAspect="Content" ObjectID="_1828554914" r:id="rId19"/>
               </w:object>
             </w:r>
             <w:r>
@@ -1234,7 +1234,7 @@
                 <v:shape id="_x0000_i1031" type="#_x0000_t75" style="width:42.75pt;height:18pt" o:ole="">
                   <v:imagedata r:id="rId20" o:title=""/>
                 </v:shape>
-                <o:OLEObject Type="Embed" ProgID="Equation.DSMT4" ShapeID="_x0000_i1031" DrawAspect="Content" ObjectID="_1765524311" r:id="rId21"/>
+                <o:OLEObject Type="Embed" ProgID="Equation.DSMT4" ShapeID="_x0000_i1031" DrawAspect="Content" ObjectID="_1828554915" r:id="rId21"/>
               </w:object>
             </w:r>
             <w:r>
@@ -1261,7 +1261,7 @@
                 <v:shape id="_x0000_i1032" type="#_x0000_t75" style="width:35.25pt;height:13.5pt" o:ole="">
                   <v:imagedata r:id="rId22" o:title=""/>
                 </v:shape>
-                <o:OLEObject Type="Embed" ProgID="Equation.DSMT4" ShapeID="_x0000_i1032" DrawAspect="Content" ObjectID="_1765524312" r:id="rId23"/>
+                <o:OLEObject Type="Embed" ProgID="Equation.DSMT4" ShapeID="_x0000_i1032" DrawAspect="Content" ObjectID="_1828554916" r:id="rId23"/>
               </w:object>
             </w:r>
             <w:r>
@@ -1318,7 +1318,7 @@
                 <v:shape id="_x0000_i1033" type="#_x0000_t75" style="width:39pt;height:26.25pt" o:ole="">
                   <v:imagedata r:id="rId24" o:title=""/>
                 </v:shape>
-                <o:OLEObject Type="Embed" ProgID="Equation.DSMT4" ShapeID="_x0000_i1033" DrawAspect="Content" ObjectID="_1765524313" r:id="rId25"/>
+                <o:OLEObject Type="Embed" ProgID="Equation.DSMT4" ShapeID="_x0000_i1033" DrawAspect="Content" ObjectID="_1828554917" r:id="rId25"/>
               </w:object>
             </w:r>
             <w:r>
@@ -1362,7 +1362,7 @@
                 <v:shape id="_x0000_i1034" type="#_x0000_t75" style="width:28.5pt;height:14.25pt" o:ole="">
                   <v:imagedata r:id="rId26" o:title=""/>
                 </v:shape>
-                <o:OLEObject Type="Embed" ProgID="Equation.DSMT4" ShapeID="_x0000_i1034" DrawAspect="Content" ObjectID="_1765524314" r:id="rId27"/>
+                <o:OLEObject Type="Embed" ProgID="Equation.DSMT4" ShapeID="_x0000_i1034" DrawAspect="Content" ObjectID="_1828554918" r:id="rId27"/>
               </w:object>
             </w:r>
             <w:r>
@@ -1428,7 +1428,7 @@
                 <v:shape id="_x0000_i1035" type="#_x0000_t75" style="width:15.75pt;height:29.25pt" o:ole="">
                   <v:imagedata r:id="rId28" o:title=""/>
                 </v:shape>
-                <o:OLEObject Type="Embed" ProgID="Equation.DSMT4" ShapeID="_x0000_i1035" DrawAspect="Content" ObjectID="_1765524315" r:id="rId29"/>
+                <o:OLEObject Type="Embed" ProgID="Equation.DSMT4" ShapeID="_x0000_i1035" DrawAspect="Content" ObjectID="_1828554919" r:id="rId29"/>
               </w:object>
             </w:r>
             <w:r>
@@ -1494,7 +1494,7 @@
                 <v:shape id="_x0000_i1036" type="#_x0000_t75" style="width:16.5pt;height:30pt" o:ole="">
                   <v:imagedata r:id="rId30" o:title=""/>
                 </v:shape>
-                <o:OLEObject Type="Embed" ProgID="Equation.DSMT4" ShapeID="_x0000_i1036" DrawAspect="Content" ObjectID="_1765524316" r:id="rId31"/>
+                <o:OLEObject Type="Embed" ProgID="Equation.DSMT4" ShapeID="_x0000_i1036" DrawAspect="Content" ObjectID="_1828554920" r:id="rId31"/>
               </w:object>
             </w:r>
             <w:r>
@@ -1542,7 +1542,7 @@
                 <v:shape id="_x0000_i1037" type="#_x0000_t75" style="width:24pt;height:29.25pt" o:ole="">
                   <v:imagedata r:id="rId32" o:title=""/>
                 </v:shape>
-                <o:OLEObject Type="Embed" ProgID="Equation.DSMT4" ShapeID="_x0000_i1037" DrawAspect="Content" ObjectID="_1765524317" r:id="rId33"/>
+                <o:OLEObject Type="Embed" ProgID="Equation.DSMT4" ShapeID="_x0000_i1037" DrawAspect="Content" ObjectID="_1828554921" r:id="rId33"/>
               </w:object>
             </w:r>
           </w:p>
@@ -1581,7 +1581,7 @@
                 <v:shape id="_x0000_i1038" type="#_x0000_t75" style="width:53.25pt;height:26.25pt" o:ole="">
                   <v:imagedata r:id="rId34" o:title=""/>
                 </v:shape>
-                <o:OLEObject Type="Embed" ProgID="Equation.DSMT4" ShapeID="_x0000_i1038" DrawAspect="Content" ObjectID="_1765524318" r:id="rId35"/>
+                <o:OLEObject Type="Embed" ProgID="Equation.DSMT4" ShapeID="_x0000_i1038" DrawAspect="Content" ObjectID="_1828554922" r:id="rId35"/>
               </w:object>
             </w:r>
             <w:r>
@@ -1649,7 +1649,7 @@
                 <v:shape id="_x0000_i1039" type="#_x0000_t75" style="width:36pt;height:14.25pt" o:ole="">
                   <v:imagedata r:id="rId36" o:title=""/>
                 </v:shape>
-                <o:OLEObject Type="Embed" ProgID="Equation.DSMT4" ShapeID="_x0000_i1039" DrawAspect="Content" ObjectID="_1765524319" r:id="rId37"/>
+                <o:OLEObject Type="Embed" ProgID="Equation.DSMT4" ShapeID="_x0000_i1039" DrawAspect="Content" ObjectID="_1828554923" r:id="rId37"/>
               </w:object>
             </w:r>
             <w:r>
@@ -1725,7 +1725,7 @@
                 <v:shape id="_x0000_i1040" type="#_x0000_t75" style="width:28.5pt;height:15pt" o:ole="">
                   <v:imagedata r:id="rId38" o:title=""/>
                 </v:shape>
-                <o:OLEObject Type="Embed" ProgID="Equation.DSMT4" ShapeID="_x0000_i1040" DrawAspect="Content" ObjectID="_1765524320" r:id="rId39"/>
+                <o:OLEObject Type="Embed" ProgID="Equation.DSMT4" ShapeID="_x0000_i1040" DrawAspect="Content" ObjectID="_1828554924" r:id="rId39"/>
               </w:object>
             </w:r>
             <w:r>
@@ -1768,7 +1768,7 @@
                 <v:shape id="_x0000_i1041" type="#_x0000_t75" style="width:21pt;height:14.25pt" o:ole="">
                   <v:imagedata r:id="rId40" o:title=""/>
                 </v:shape>
-                <o:OLEObject Type="Embed" ProgID="Equation.DSMT4" ShapeID="_x0000_i1041" DrawAspect="Content" ObjectID="_1765524321" r:id="rId41"/>
+                <o:OLEObject Type="Embed" ProgID="Equation.DSMT4" ShapeID="_x0000_i1041" DrawAspect="Content" ObjectID="_1828554925" r:id="rId41"/>
               </w:object>
             </w:r>
             <w:r>
@@ -1819,7 +1819,7 @@
                 <v:shape id="_x0000_i1042" type="#_x0000_t75" style="width:36pt;height:14.25pt" o:ole="">
                   <v:imagedata r:id="rId42" o:title=""/>
                 </v:shape>
-                <o:OLEObject Type="Embed" ProgID="Equation.DSMT4" ShapeID="_x0000_i1042" DrawAspect="Content" ObjectID="_1765524322" r:id="rId43"/>
+                <o:OLEObject Type="Embed" ProgID="Equation.DSMT4" ShapeID="_x0000_i1042" DrawAspect="Content" ObjectID="_1828554926" r:id="rId43"/>
               </w:object>
             </w:r>
           </w:p>
@@ -1858,7 +1858,7 @@
                 <v:shape id="_x0000_i1043" type="#_x0000_t75" style="width:162.75pt;height:21pt" o:ole="">
                   <v:imagedata r:id="rId44" o:title=""/>
                 </v:shape>
-                <o:OLEObject Type="Embed" ProgID="Equation.DSMT4" ShapeID="_x0000_i1043" DrawAspect="Content" ObjectID="_1765524323" r:id="rId45"/>
+                <o:OLEObject Type="Embed" ProgID="Equation.DSMT4" ShapeID="_x0000_i1043" DrawAspect="Content" ObjectID="_1828554927" r:id="rId45"/>
               </w:object>
             </w:r>
             <w:r>
@@ -1951,7 +1951,7 @@
                 <v:shape id="_x0000_i1044" type="#_x0000_t75" style="width:9pt;height:13.5pt" o:ole="">
                   <v:imagedata r:id="rId46" o:title=""/>
                 </v:shape>
-                <o:OLEObject Type="Embed" ProgID="Equation.DSMT4" ShapeID="_x0000_i1044" DrawAspect="Content" ObjectID="_1765524324" r:id="rId47"/>
+                <o:OLEObject Type="Embed" ProgID="Equation.DSMT4" ShapeID="_x0000_i1044" DrawAspect="Content" ObjectID="_1828554928" r:id="rId47"/>
               </w:object>
             </w:r>
             <w:r>
@@ -1998,7 +1998,7 @@
                 <v:shape id="_x0000_i1045" type="#_x0000_t75" style="width:15pt;height:13.5pt" o:ole="">
                   <v:imagedata r:id="rId48" o:title=""/>
                 </v:shape>
-                <o:OLEObject Type="Embed" ProgID="Equation.DSMT4" ShapeID="_x0000_i1045" DrawAspect="Content" ObjectID="_1765524325" r:id="rId49"/>
+                <o:OLEObject Type="Embed" ProgID="Equation.DSMT4" ShapeID="_x0000_i1045" DrawAspect="Content" ObjectID="_1828554929" r:id="rId49"/>
               </w:object>
             </w:r>
             <w:r>
@@ -2035,7 +2035,7 @@
                 <v:shape id="_x0000_i1046" type="#_x0000_t75" style="width:12pt;height:13.5pt" o:ole="">
                   <v:imagedata r:id="rId50" o:title=""/>
                 </v:shape>
-                <o:OLEObject Type="Embed" ProgID="Equation.DSMT4" ShapeID="_x0000_i1046" DrawAspect="Content" ObjectID="_1765524326" r:id="rId51"/>
+                <o:OLEObject Type="Embed" ProgID="Equation.DSMT4" ShapeID="_x0000_i1046" DrawAspect="Content" ObjectID="_1828554930" r:id="rId51"/>
               </w:object>
             </w:r>
             <w:r>
@@ -2083,7 +2083,7 @@
                 <v:shape id="_x0000_i1047" type="#_x0000_t75" style="width:18pt;height:13.5pt" o:ole="">
                   <v:imagedata r:id="rId52" o:title=""/>
                 </v:shape>
-                <o:OLEObject Type="Embed" ProgID="Equation.DSMT4" ShapeID="_x0000_i1047" DrawAspect="Content" ObjectID="_1765524327" r:id="rId53"/>
+                <o:OLEObject Type="Embed" ProgID="Equation.DSMT4" ShapeID="_x0000_i1047" DrawAspect="Content" ObjectID="_1828554931" r:id="rId53"/>
               </w:object>
             </w:r>
             <w:r>
@@ -2396,7 +2396,7 @@
                 <v:shape id="_x0000_i1048" type="#_x0000_t75" style="width:24pt;height:28.5pt" o:ole="">
                   <v:imagedata r:id="rId54" o:title=""/>
                 </v:shape>
-                <o:OLEObject Type="Embed" ProgID="Equation.DSMT4" ShapeID="_x0000_i1048" DrawAspect="Content" ObjectID="_1765524328" r:id="rId55"/>
+                <o:OLEObject Type="Embed" ProgID="Equation.DSMT4" ShapeID="_x0000_i1048" DrawAspect="Content" ObjectID="_1828554932" r:id="rId55"/>
               </w:object>
             </w:r>
             <w:r>
@@ -2420,7 +2420,7 @@
                 <v:shape id="_x0000_i1049" type="#_x0000_t75" style="width:24pt;height:28.5pt" o:ole="">
                   <v:imagedata r:id="rId56" o:title=""/>
                 </v:shape>
-                <o:OLEObject Type="Embed" ProgID="Equation.DSMT4" ShapeID="_x0000_i1049" DrawAspect="Content" ObjectID="_1765524329" r:id="rId57"/>
+                <o:OLEObject Type="Embed" ProgID="Equation.DSMT4" ShapeID="_x0000_i1049" DrawAspect="Content" ObjectID="_1828554933" r:id="rId57"/>
               </w:object>
             </w:r>
           </w:p>
@@ -2928,7 +2928,7 @@
                                         <v:shape id="_x0000_i1051" type="#_x0000_t75" style="width:9pt;height:9.75pt" o:ole="">
                                           <v:imagedata r:id="rId58" o:title=""/>
                                         </v:shape>
-                                        <o:OLEObject Type="Embed" ProgID="Equation.DSMT4" ShapeID="_x0000_i1051" DrawAspect="Content" ObjectID="_1765524355" r:id="rId59"/>
+                                        <o:OLEObject Type="Embed" ProgID="Equation.DSMT4" ShapeID="_x0000_i1051" DrawAspect="Content" ObjectID="_1828554956" r:id="rId59"/>
                                       </w:object>
                                     </w:r>
                                     <w:r>
@@ -3305,10 +3305,10 @@
                                   <w:lang w:bidi="fa-IR"/>
                                 </w:rPr>
                                 <w:object w:dxaOrig="180" w:dyaOrig="200" w14:anchorId="5B721F1A">
-                                  <v:shape id="_x0000_i2311" type="#_x0000_t75" style="width:9pt;height:9.75pt" o:ole="">
-                                    <v:imagedata r:id="rId60" o:title=""/>
+                                  <v:shape id="_x0000_i1051" type="#_x0000_t75" style="width:9pt;height:9.75pt" o:ole="">
+                                    <v:imagedata r:id="rId58" o:title=""/>
                                   </v:shape>
-                                  <o:OLEObject Type="Embed" ProgID="Equation.DSMT4" ShapeID="_x0000_i2311" DrawAspect="Content" ObjectID="_1765446099" r:id="rId61"/>
+                                  <o:OLEObject Type="Embed" ProgID="Equation.DSMT4" ShapeID="_x0000_i1051" DrawAspect="Content" ObjectID="_1828554956" r:id="rId60"/>
                                 </w:object>
                               </w:r>
                               <w:r>
@@ -3495,9 +3495,9 @@
               </w:rPr>
               <w:object w:dxaOrig="2520" w:dyaOrig="420" w14:anchorId="3F35A622">
                 <v:shape id="_x0000_i1052" type="#_x0000_t75" style="width:126pt;height:21.75pt" o:ole="">
-                  <v:imagedata r:id="rId62" o:title=""/>
+                  <v:imagedata r:id="rId61" o:title=""/>
                 </v:shape>
-                <o:OLEObject Type="Embed" ProgID="Equation.DSMT4" ShapeID="_x0000_i1052" DrawAspect="Content" ObjectID="_1765524330" r:id="rId63"/>
+                <o:OLEObject Type="Embed" ProgID="Equation.DSMT4" ShapeID="_x0000_i1052" DrawAspect="Content" ObjectID="_1828554934" r:id="rId62"/>
               </w:object>
             </w:r>
             <w:r>
@@ -3555,9 +3555,9 @@
               </w:rPr>
               <w:object w:dxaOrig="2540" w:dyaOrig="420" w14:anchorId="3C56680E">
                 <v:shape id="_x0000_i1053" type="#_x0000_t75" style="width:128.25pt;height:21.75pt" o:ole="">
-                  <v:imagedata r:id="rId64" o:title=""/>
+                  <v:imagedata r:id="rId63" o:title=""/>
                 </v:shape>
-                <o:OLEObject Type="Embed" ProgID="Equation.DSMT4" ShapeID="_x0000_i1053" DrawAspect="Content" ObjectID="_1765524331" r:id="rId65"/>
+                <o:OLEObject Type="Embed" ProgID="Equation.DSMT4" ShapeID="_x0000_i1053" DrawAspect="Content" ObjectID="_1828554935" r:id="rId64"/>
               </w:object>
             </w:r>
             <w:r>
@@ -3682,9 +3682,9 @@
               </w:rPr>
               <w:object w:dxaOrig="859" w:dyaOrig="420" w14:anchorId="0CF6EA76">
                 <v:shape id="_x0000_i1054" type="#_x0000_t75" style="width:43.5pt;height:21pt" o:ole="">
-                  <v:imagedata r:id="rId66" o:title=""/>
+                  <v:imagedata r:id="rId65" o:title=""/>
                 </v:shape>
-                <o:OLEObject Type="Embed" ProgID="Equation.DSMT4" ShapeID="_x0000_i1054" DrawAspect="Content" ObjectID="_1765524332" r:id="rId67"/>
+                <o:OLEObject Type="Embed" ProgID="Equation.DSMT4" ShapeID="_x0000_i1054" DrawAspect="Content" ObjectID="_1828554936" r:id="rId66"/>
               </w:object>
             </w:r>
             <w:r>
@@ -3725,9 +3725,9 @@
               </w:rPr>
               <w:object w:dxaOrig="1320" w:dyaOrig="420" w14:anchorId="104F61E1">
                 <v:shape id="_x0000_i1055" type="#_x0000_t75" style="width:66.75pt;height:21pt" o:ole="">
-                  <v:imagedata r:id="rId68" o:title=""/>
+                  <v:imagedata r:id="rId67" o:title=""/>
                 </v:shape>
-                <o:OLEObject Type="Embed" ProgID="Equation.DSMT4" ShapeID="_x0000_i1055" DrawAspect="Content" ObjectID="_1765524333" r:id="rId69"/>
+                <o:OLEObject Type="Embed" ProgID="Equation.DSMT4" ShapeID="_x0000_i1055" DrawAspect="Content" ObjectID="_1828554937" r:id="rId68"/>
               </w:object>
             </w:r>
           </w:p>
@@ -3817,9 +3817,9 @@
               </w:rPr>
               <w:object w:dxaOrig="400" w:dyaOrig="380" w14:anchorId="7D39AF17">
                 <v:shape id="_x0000_i1056" type="#_x0000_t75" style="width:20.25pt;height:20.25pt" o:ole="">
-                  <v:imagedata r:id="rId70" o:title=""/>
+                  <v:imagedata r:id="rId69" o:title=""/>
                 </v:shape>
-                <o:OLEObject Type="Embed" ProgID="Equation.DSMT4" ShapeID="_x0000_i1056" DrawAspect="Content" ObjectID="_1765524334" r:id="rId71"/>
+                <o:OLEObject Type="Embed" ProgID="Equation.DSMT4" ShapeID="_x0000_i1056" DrawAspect="Content" ObjectID="_1828554938" r:id="rId70"/>
               </w:object>
             </w:r>
             <w:r>
@@ -3841,9 +3841,9 @@
               </w:rPr>
               <w:object w:dxaOrig="200" w:dyaOrig="260" w14:anchorId="17483B79">
                 <v:shape id="_x0000_i1057" type="#_x0000_t75" style="width:10.5pt;height:13.5pt" o:ole="">
-                  <v:imagedata r:id="rId72" o:title=""/>
+                  <v:imagedata r:id="rId71" o:title=""/>
                 </v:shape>
-                <o:OLEObject Type="Embed" ProgID="Equation.DSMT4" ShapeID="_x0000_i1057" DrawAspect="Content" ObjectID="_1765524335" r:id="rId73"/>
+                <o:OLEObject Type="Embed" ProgID="Equation.DSMT4" ShapeID="_x0000_i1057" DrawAspect="Content" ObjectID="_1828554939" r:id="rId72"/>
               </w:object>
             </w:r>
             <w:r>
@@ -3898,9 +3898,9 @@
               </w:rPr>
               <w:object w:dxaOrig="600" w:dyaOrig="580" w14:anchorId="00906A65">
                 <v:shape id="_x0000_i1058" type="#_x0000_t75" style="width:30pt;height:28.5pt" o:ole="">
-                  <v:imagedata r:id="rId74" o:title=""/>
+                  <v:imagedata r:id="rId73" o:title=""/>
                 </v:shape>
-                <o:OLEObject Type="Embed" ProgID="Equation.DSMT4" ShapeID="_x0000_i1058" DrawAspect="Content" ObjectID="_1765524336" r:id="rId75"/>
+                <o:OLEObject Type="Embed" ProgID="Equation.DSMT4" ShapeID="_x0000_i1058" DrawAspect="Content" ObjectID="_1828554940" r:id="rId74"/>
               </w:object>
             </w:r>
             <w:r>
@@ -4039,9 +4039,9 @@
               </w:rPr>
               <w:object w:dxaOrig="3180" w:dyaOrig="720" w14:anchorId="7DB4C590">
                 <v:shape id="_x0000_i1059" type="#_x0000_t75" style="width:159pt;height:36pt" o:ole="">
-                  <v:imagedata r:id="rId76" o:title=""/>
+                  <v:imagedata r:id="rId75" o:title=""/>
                 </v:shape>
-                <o:OLEObject Type="Embed" ProgID="Equation.DSMT4" ShapeID="_x0000_i1059" DrawAspect="Content" ObjectID="_1765524337" r:id="rId77"/>
+                <o:OLEObject Type="Embed" ProgID="Equation.DSMT4" ShapeID="_x0000_i1059" DrawAspect="Content" ObjectID="_1828554941" r:id="rId76"/>
               </w:object>
             </w:r>
           </w:p>
@@ -4173,9 +4173,9 @@
               </w:rPr>
               <w:object w:dxaOrig="3180" w:dyaOrig="440" w14:anchorId="7FA47659">
                 <v:shape id="_x0000_i1060" type="#_x0000_t75" style="width:158.25pt;height:21.75pt" o:ole="">
-                  <v:imagedata r:id="rId78" o:title=""/>
+                  <v:imagedata r:id="rId77" o:title=""/>
                 </v:shape>
-                <o:OLEObject Type="Embed" ProgID="Equation.DSMT4" ShapeID="_x0000_i1060" DrawAspect="Content" ObjectID="_1765524338" r:id="rId79"/>
+                <o:OLEObject Type="Embed" ProgID="Equation.DSMT4" ShapeID="_x0000_i1060" DrawAspect="Content" ObjectID="_1828554942" r:id="rId78"/>
               </w:object>
             </w:r>
           </w:p>
@@ -4221,19 +4221,7 @@
                 <w:sz w:val="20"/>
                 <w:rtl/>
               </w:rPr>
-              <w:t xml:space="preserve">                   </w:t>
-            </w:r>
-            <w:bookmarkStart w:id="0" w:name="_GoBack"/>
-            <w:bookmarkEnd w:id="0"/>
-            <w:r>
-              <w:rPr>
-                <w:rFonts w:hint="cs"/>
-                <w:i/>
-                <w:noProof/>
-                <w:sz w:val="20"/>
-                <w:rtl/>
-              </w:rPr>
-              <w:t xml:space="preserve">        </w:t>
+              <w:t xml:space="preserve">                           </w:t>
             </w:r>
             <w:r>
               <w:rPr>
@@ -4244,9 +4232,9 @@
               </w:rPr>
               <w:object w:dxaOrig="2640" w:dyaOrig="440" w14:anchorId="635D26D2">
                 <v:shape id="_x0000_i1061" type="#_x0000_t75" style="width:129.75pt;height:22.5pt" o:ole="">
-                  <v:imagedata r:id="rId80" o:title=""/>
+                  <v:imagedata r:id="rId79" o:title=""/>
                 </v:shape>
-                <o:OLEObject Type="Embed" ProgID="Equation.DSMT4" ShapeID="_x0000_i1061" DrawAspect="Content" ObjectID="_1765524339" r:id="rId81"/>
+                <o:OLEObject Type="Embed" ProgID="Equation.DSMT4" ShapeID="_x0000_i1061" DrawAspect="Content" ObjectID="_1828554943" r:id="rId80"/>
               </w:object>
             </w:r>
             <w:r>
@@ -4299,9 +4287,9 @@
               </w:rPr>
               <w:object w:dxaOrig="3620" w:dyaOrig="480" w14:anchorId="34AD3F73">
                 <v:shape id="_x0000_i1062" type="#_x0000_t75" style="width:182.25pt;height:24pt" o:ole="">
-                  <v:imagedata r:id="rId82" o:title=""/>
+                  <v:imagedata r:id="rId81" o:title=""/>
                 </v:shape>
-                <o:OLEObject Type="Embed" ProgID="Equation.DSMT4" ShapeID="_x0000_i1062" DrawAspect="Content" ObjectID="_1765524340" r:id="rId83"/>
+                <o:OLEObject Type="Embed" ProgID="Equation.DSMT4" ShapeID="_x0000_i1062" DrawAspect="Content" ObjectID="_1828554944" r:id="rId82"/>
               </w:object>
             </w:r>
             <w:r>
@@ -4466,9 +4454,9 @@
               </w:rPr>
               <w:object w:dxaOrig="2220" w:dyaOrig="520" w14:anchorId="03009DD8">
                 <v:shape id="_x0000_i1063" type="#_x0000_t75" style="width:111pt;height:26.25pt" o:ole="">
-                  <v:imagedata r:id="rId84" o:title=""/>
+                  <v:imagedata r:id="rId83" o:title=""/>
                 </v:shape>
-                <o:OLEObject Type="Embed" ProgID="Equation.DSMT4" ShapeID="_x0000_i1063" DrawAspect="Content" ObjectID="_1765524341" r:id="rId85"/>
+                <o:OLEObject Type="Embed" ProgID="Equation.DSMT4" ShapeID="_x0000_i1063" DrawAspect="Content" ObjectID="_1828554945" r:id="rId84"/>
               </w:object>
             </w:r>
           </w:p>
@@ -4566,9 +4554,9 @@
               </w:rPr>
               <w:object w:dxaOrig="200" w:dyaOrig="300" w14:anchorId="622C0785">
                 <v:shape id="_x0000_i1064" type="#_x0000_t75" style="width:9.75pt;height:15pt" o:ole="">
-                  <v:imagedata r:id="rId86" o:title=""/>
+                  <v:imagedata r:id="rId85" o:title=""/>
                 </v:shape>
-                <o:OLEObject Type="Embed" ProgID="Equation.DSMT4" ShapeID="_x0000_i1064" DrawAspect="Content" ObjectID="_1765524342" r:id="rId87"/>
+                <o:OLEObject Type="Embed" ProgID="Equation.DSMT4" ShapeID="_x0000_i1064" DrawAspect="Content" ObjectID="_1828554946" r:id="rId86"/>
               </w:object>
             </w:r>
             <w:r>
@@ -4583,9 +4571,9 @@
               </w:rPr>
               <w:object w:dxaOrig="200" w:dyaOrig="300" w14:anchorId="4E2974A6">
                 <v:shape id="_x0000_i1065" type="#_x0000_t75" style="width:9.75pt;height:15pt" o:ole="">
-                  <v:imagedata r:id="rId88" o:title=""/>
+                  <v:imagedata r:id="rId87" o:title=""/>
                 </v:shape>
-                <o:OLEObject Type="Embed" ProgID="Equation.DSMT4" ShapeID="_x0000_i1065" DrawAspect="Content" ObjectID="_1765524343" r:id="rId89"/>
+                <o:OLEObject Type="Embed" ProgID="Equation.DSMT4" ShapeID="_x0000_i1065" DrawAspect="Content" ObjectID="_1828554947" r:id="rId88"/>
               </w:object>
             </w:r>
             <w:r>
@@ -4606,9 +4594,9 @@
               </w:rPr>
               <w:object w:dxaOrig="200" w:dyaOrig="300" w14:anchorId="276CDD65">
                 <v:shape id="_x0000_i1066" type="#_x0000_t75" style="width:9.75pt;height:15pt" o:ole="">
-                  <v:imagedata r:id="rId90" o:title=""/>
+                  <v:imagedata r:id="rId89" o:title=""/>
                 </v:shape>
-                <o:OLEObject Type="Embed" ProgID="Equation.DSMT4" ShapeID="_x0000_i1066" DrawAspect="Content" ObjectID="_1765524344" r:id="rId91"/>
+                <o:OLEObject Type="Embed" ProgID="Equation.DSMT4" ShapeID="_x0000_i1066" DrawAspect="Content" ObjectID="_1828554948" r:id="rId90"/>
               </w:object>
             </w:r>
             <w:r>
@@ -5033,9 +5021,9 @@
               </w:rPr>
               <w:object w:dxaOrig="2260" w:dyaOrig="440" w14:anchorId="16764469">
                 <v:shape id="_x0000_i1067" type="#_x0000_t75" style="width:113.25pt;height:21.75pt" o:ole="">
-                  <v:imagedata r:id="rId92" o:title=""/>
+                  <v:imagedata r:id="rId91" o:title=""/>
                 </v:shape>
-                <o:OLEObject Type="Embed" ProgID="Equation.DSMT4" ShapeID="_x0000_i1067" DrawAspect="Content" ObjectID="_1765524345" r:id="rId93"/>
+                <o:OLEObject Type="Embed" ProgID="Equation.DSMT4" ShapeID="_x0000_i1067" DrawAspect="Content" ObjectID="_1828554949" r:id="rId92"/>
               </w:object>
             </w:r>
             <w:r>
@@ -5057,9 +5045,9 @@
               </w:rPr>
               <w:object w:dxaOrig="200" w:dyaOrig="300" w14:anchorId="522B2604">
                 <v:shape id="_x0000_i1068" type="#_x0000_t75" style="width:9.75pt;height:15pt" o:ole="">
-                  <v:imagedata r:id="rId88" o:title=""/>
+                  <v:imagedata r:id="rId87" o:title=""/>
                 </v:shape>
-                <o:OLEObject Type="Embed" ProgID="Equation.DSMT4" ShapeID="_x0000_i1068" DrawAspect="Content" ObjectID="_1765524346" r:id="rId94"/>
+                <o:OLEObject Type="Embed" ProgID="Equation.DSMT4" ShapeID="_x0000_i1068" DrawAspect="Content" ObjectID="_1828554950" r:id="rId93"/>
               </w:object>
             </w:r>
             <w:r>
@@ -5364,9 +5352,9 @@
                                           </w:rPr>
                                           <w:object w:dxaOrig="180" w:dyaOrig="200" w14:anchorId="572DB7B7">
                                             <v:shape id="_x0000_i1070" type="#_x0000_t75" style="width:9pt;height:9.75pt" o:ole="">
-                                              <v:imagedata r:id="rId95" o:title=""/>
+                                              <v:imagedata r:id="rId94" o:title=""/>
                                             </v:shape>
-                                            <o:OLEObject Type="Embed" ProgID="Equation.DSMT4" ShapeID="_x0000_i1070" DrawAspect="Content" ObjectID="_1765524356" r:id="rId96"/>
+                                            <o:OLEObject Type="Embed" ProgID="Equation.DSMT4" ShapeID="_x0000_i1070" DrawAspect="Content" ObjectID="_1828554957" r:id="rId95"/>
                                           </w:object>
                                         </w:r>
                                         <w:r>
@@ -5716,10 +5704,10 @@
                       <v:group id="Group 6" o:spid="_x0000_s1053" style="position:absolute;left:4588;top:1350;width:18270;height:847" coordorigin="128,-2" coordsize="13174,855" o:gfxdata="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">
                         <v:oval id="Oval 7" o:spid="_x0000_s1054" style="position:absolute;left:12694;top:-2;width:609;height:855;visibility:visible;mso-wrap-style:square;v-text-anchor:middle" o:gfxdata="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" filled="f" strokecolor="black [3213]" strokeweight="1pt"/>
                         <v:rect id="Rectangle 8" o:spid="_x0000_s1055" style="position:absolute;left:593;top:175;width:12192;height:584;visibility:visible;mso-wrap-style:square;v-text-anchor:middle" o:gfxdata="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" fillcolor="black [3213]" strokecolor="black [3213]" strokeweight="1pt">
-                          <v:fill r:id="rId97" o:title="" color2="white [3212]" type="pattern"/>
+                          <v:fill r:id="rId96" o:title="" color2="white [3212]" type="pattern"/>
                         </v:rect>
                         <v:oval id="Oval 61" o:spid="_x0000_s1056" style="position:absolute;left:128;top:-2;width:609;height:855;visibility:visible;mso-wrap-style:square;v-text-anchor:middle" o:gfxdata="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" fillcolor="black [3213]" strokecolor="black [3213]" strokeweight="1pt">
-                          <v:fill r:id="rId98" o:title="" color2="white [3212]" type="pattern"/>
+                          <v:fill r:id="rId97" o:title="" color2="white [3212]" type="pattern"/>
                         </v:oval>
                       </v:group>
                       <v:group id="Group 17" o:spid="_x0000_s1057" style="position:absolute;width:30146;height:4928" coordsize="30146,4928" o:gfxdata="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">
@@ -5740,10 +5728,10 @@
                                       <w:position w:val="-4"/>
                                     </w:rPr>
                                     <w:object w:dxaOrig="180" w:dyaOrig="200" w14:anchorId="572DB7B7">
-                                      <v:shape id="_x0000_i2312" type="#_x0000_t75" style="width:9pt;height:9.75pt" o:ole="">
-                                        <v:imagedata r:id="rId99" o:title=""/>
+                                      <v:shape id="_x0000_i1070" type="#_x0000_t75" style="width:9pt;height:9.75pt" o:ole="">
+                                        <v:imagedata r:id="rId94" o:title=""/>
                                       </v:shape>
-                                      <o:OLEObject Type="Embed" ProgID="Equation.DSMT4" ShapeID="_x0000_i2312" DrawAspect="Content" ObjectID="_1765446100" r:id="rId100"/>
+                                      <o:OLEObject Type="Embed" ProgID="Equation.DSMT4" ShapeID="_x0000_i1070" DrawAspect="Content" ObjectID="_1828554957" r:id="rId98"/>
                                     </w:object>
                                   </w:r>
                                   <w:r>
@@ -5847,9 +5835,9 @@
               </w:rPr>
               <w:object w:dxaOrig="3420" w:dyaOrig="440" w14:anchorId="4A6237DC">
                 <v:shape id="_x0000_i1071" type="#_x0000_t75" style="width:141.75pt;height:23.25pt" o:ole="">
-                  <v:imagedata r:id="rId101" o:title=""/>
+                  <v:imagedata r:id="rId99" o:title=""/>
                 </v:shape>
-                <o:OLEObject Type="Embed" ProgID="Equation.DSMT4" ShapeID="_x0000_i1071" DrawAspect="Content" ObjectID="_1765524347" r:id="rId102"/>
+                <o:OLEObject Type="Embed" ProgID="Equation.DSMT4" ShapeID="_x0000_i1071" DrawAspect="Content" ObjectID="_1828554951" r:id="rId100"/>
               </w:object>
             </w:r>
             <w:r>
@@ -6002,9 +5990,67 @@
               </w:rPr>
               <w:object w:dxaOrig="1200" w:dyaOrig="460" w14:anchorId="20F60C20">
                 <v:shape id="_x0000_i1072" type="#_x0000_t75" style="width:60pt;height:23.25pt" o:ole="">
+                  <v:imagedata r:id="rId101" o:title=""/>
+                </v:shape>
+                <o:OLEObject Type="Embed" ProgID="Equation.DSMT4" ShapeID="_x0000_i1072" DrawAspect="Content" ObjectID="_1828554952" r:id="rId102"/>
+              </w:object>
+            </w:r>
+            <w:r>
+              <w:rPr>
+                <w:rFonts w:hint="cs"/>
+                <w:noProof/>
+                <w:rtl/>
+                <w:lang w:bidi="fa-IR"/>
+              </w:rPr>
+              <w:t xml:space="preserve">       </w:t>
+            </w:r>
+            <w:r>
+              <w:rPr>
+                <w:rFonts w:hint="cs"/>
+                <w:noProof/>
+                <w:rtl/>
+                <w:lang w:bidi="fa-IR"/>
+              </w:rPr>
+              <w:t xml:space="preserve">   </w:t>
+            </w:r>
+            <w:r>
+              <w:rPr>
+                <w:rFonts w:hint="cs"/>
+                <w:noProof/>
+                <w:rtl/>
+                <w:lang w:bidi="fa-IR"/>
+              </w:rPr>
+              <w:t xml:space="preserve">   </w:t>
+            </w:r>
+            <w:r>
+              <w:rPr>
+                <w:rFonts w:hint="cs"/>
+                <w:noProof/>
+                <w:rtl/>
+                <w:lang w:bidi="fa-IR"/>
+              </w:rPr>
+              <w:t xml:space="preserve">           </w:t>
+            </w:r>
+            <w:r>
+              <w:rPr>
+                <w:rFonts w:hint="cs"/>
+                <w:noProof/>
+                <w:rtl/>
+                <w:lang w:bidi="fa-IR"/>
+              </w:rPr>
+              <w:t xml:space="preserve">      </w:t>
+            </w:r>
+            <w:r>
+              <w:rPr>
+                <w:noProof/>
+                <w:position w:val="-6"/>
+                <w:lang w:bidi="fa-IR"/>
+              </w:rPr>
+              <w:object w:dxaOrig="1100" w:dyaOrig="440" w14:anchorId="3303AAF4">
+                <v:shape id="_x0000_i1073" type="#_x0000_t75" style="width:55.5pt;height:21.75pt" o:ole="">
                   <v:imagedata r:id="rId103" o:title=""/>
                 </v:shape>
-                <o:OLEObject Type="Embed" ProgID="Equation.DSMT4" ShapeID="_x0000_i1072" DrawAspect="Content" ObjectID="_1765524348" r:id="rId104"/>
+                <o:OLEObject Type="Embed" ProgID="Equation.DSMT4" ShapeID="_x0000_i1073" DrawAspect="Content" ObjectID="_1828554953" r:id="rId104"/>
               </w:object>
             </w:r>
             <w:r>
@@ -6014,77 +6060,19 @@
                 <w:rtl/>
                 <w:lang w:bidi="fa-IR"/>
               </w:rPr>
-              <w:t xml:space="preserve">       </w:t>
-            </w:r>
-            <w:r>
-              <w:rPr>
-                <w:rFonts w:hint="cs"/>
+              <w:t xml:space="preserve">                                   </w:t>
+            </w:r>
+            <w:r>
+              <w:rPr>
                 <w:noProof/>
-                <w:rtl/>
-                <w:lang w:bidi="fa-IR"/>
-              </w:rPr>
-              <w:t xml:space="preserve">   </w:t>
-            </w:r>
-            <w:r>
-              <w:rPr>
-                <w:rFonts w:hint="cs"/>
-                <w:noProof/>
-                <w:rtl/>
-                <w:lang w:bidi="fa-IR"/>
-              </w:rPr>
-              <w:t xml:space="preserve">   </w:t>
-            </w:r>
-            <w:r>
-              <w:rPr>
-                <w:rFonts w:hint="cs"/>
-                <w:noProof/>
-                <w:rtl/>
-                <w:lang w:bidi="fa-IR"/>
-              </w:rPr>
-              <w:t xml:space="preserve">           </w:t>
-            </w:r>
-            <w:r>
-              <w:rPr>
-                <w:rFonts w:hint="cs"/>
-                <w:noProof/>
-                <w:rtl/>
-                <w:lang w:bidi="fa-IR"/>
-              </w:rPr>
-              <w:t xml:space="preserve">      </w:t>
-            </w:r>
-            <w:r>
-              <w:rPr>
-                <w:noProof/>
-                <w:position w:val="-6"/>
-                <w:lang w:bidi="fa-IR"/>
-              </w:rPr>
-              <w:object w:dxaOrig="1100" w:dyaOrig="440" w14:anchorId="3303AAF4">
-                <v:shape id="_x0000_i1073" type="#_x0000_t75" style="width:55.5pt;height:21.75pt" o:ole="">
+                <w:position w:val="-24"/>
+                <w:lang w:bidi="fa-IR"/>
+              </w:rPr>
+              <w:object w:dxaOrig="1660" w:dyaOrig="700" w14:anchorId="7F724CAB">
+                <v:shape id="_x0000_i1074" type="#_x0000_t75" style="width:83.25pt;height:34.5pt" o:ole="">
                   <v:imagedata r:id="rId105" o:title=""/>
                 </v:shape>
-                <o:OLEObject Type="Embed" ProgID="Equation.DSMT4" ShapeID="_x0000_i1073" DrawAspect="Content" ObjectID="_1765524349" r:id="rId106"/>
-              </w:object>
-            </w:r>
-            <w:r>
-              <w:rPr>
-                <w:rFonts w:hint="cs"/>
-                <w:noProof/>
-                <w:rtl/>
-                <w:lang w:bidi="fa-IR"/>
-              </w:rPr>
-              <w:t xml:space="preserve">                                   </w:t>
-            </w:r>
-            <w:r>
-              <w:rPr>
-                <w:noProof/>
-                <w:position w:val="-24"/>
-                <w:lang w:bidi="fa-IR"/>
-              </w:rPr>
-              <w:object w:dxaOrig="1660" w:dyaOrig="700" w14:anchorId="7F724CAB">
-                <v:shape id="_x0000_i1074" type="#_x0000_t75" style="width:83.25pt;height:34.5pt" o:ole="">
-                  <v:imagedata r:id="rId107" o:title=""/>
-                </v:shape>
-                <o:OLEObject Type="Embed" ProgID="Equation.DSMT4" ShapeID="_x0000_i1074" DrawAspect="Content" ObjectID="_1765524350" r:id="rId108"/>
+                <o:OLEObject Type="Embed" ProgID="Equation.DSMT4" ShapeID="_x0000_i1074" DrawAspect="Content" ObjectID="_1828554954" r:id="rId106"/>
               </w:object>
             </w:r>
             <w:r>
@@ -6131,434 +6119,6 @@
                 <w:rtl/>
               </w:rPr>
               <w:t>5/1</w:t>
-            </w:r>
-          </w:p>
-        </w:tc>
-      </w:tr>
-      <w:tr>
-        <w:trPr>
-          <w:trHeight w:val="1200"/>
-        </w:trPr>
-        <w:tc>
-          <w:tcPr>
-            <w:tcW w:w="534" w:type="dxa"/>
-            <w:shd w:val="clear" w:color="auto" w:fill="auto"/>
-          </w:tcPr>
-          <w:p>
-            <w:pPr>
-              <w:jc w:val="center"/>
-              <w:rPr>
-                <w:sz w:val="22"/>
-                <w:szCs w:val="22"/>
-                <w:rtl/>
-              </w:rPr>
-            </w:pPr>
-            <w:r>
-              <w:rPr>
-                <w:rFonts w:hint="cs"/>
-                <w:sz w:val="22"/>
-                <w:szCs w:val="22"/>
-                <w:rtl/>
-              </w:rPr>
-              <w:t>13</w:t>
-            </w:r>
-          </w:p>
-        </w:tc>
-        <w:tc>
-          <w:tcPr>
-            <w:tcW w:w="9429" w:type="dxa"/>
-            <w:shd w:val="clear" w:color="auto" w:fill="auto"/>
-          </w:tcPr>
-          <w:p>
-            <w:pPr>
-              <w:jc w:val="both"/>
-              <w:rPr>
-                <w:noProof/>
-                <w:rtl/>
-                <w:lang w:bidi="fa-IR"/>
-              </w:rPr>
-            </w:pPr>
-            <w:r>
-              <w:rPr>
-                <w:rFonts w:hint="cs"/>
-                <w:noProof/>
-                <w:rtl/>
-                <w:lang w:bidi="fa-IR"/>
-              </w:rPr>
-              <w:t>اعداد روبرو</w:t>
-            </w:r>
-            <w:r>
-              <w:rPr>
-                <w:rFonts w:hint="cs"/>
-                <w:noProof/>
-                <w:rtl/>
-                <w:lang w:bidi="fa-IR"/>
-              </w:rPr>
-              <w:t xml:space="preserve"> را از کوچک به بزرگ مرتب کنید</w:t>
-            </w:r>
-            <w:r>
-              <w:rPr>
-                <w:rFonts w:hint="cs"/>
-                <w:noProof/>
-                <w:rtl/>
-                <w:lang w:bidi="fa-IR"/>
-              </w:rPr>
-              <w:t xml:space="preserve">.                  </w:t>
-            </w:r>
-            <w:r>
-              <w:rPr>
-                <w:noProof/>
-                <w:lang w:bidi="fa-IR"/>
-              </w:rPr>
-              <w:t xml:space="preserve"> </w:t>
-            </w:r>
-            <w:r>
-              <w:rPr>
-                <w:noProof/>
-                <w:position w:val="-10"/>
-                <w:lang w:bidi="fa-IR"/>
-              </w:rPr>
-              <w:object w:dxaOrig="4599" w:dyaOrig="460" w14:anchorId="482387C4">
-                <v:shape id="_x0000_i1075" type="#_x0000_t75" style="width:237pt;height:23.25pt" o:ole="">
-                  <v:imagedata r:id="rId109" o:title=""/>
-                </v:shape>
-                <o:OLEObject Type="Embed" ProgID="Equation.DSMT4" ShapeID="_x0000_i1075" DrawAspect="Content" ObjectID="_1765524351" r:id="rId110"/>
-              </w:object>
-            </w:r>
-          </w:p>
-          <w:p>
-            <w:pPr>
-              <w:jc w:val="right"/>
-              <w:rPr>
-                <w:noProof/>
-                <w:rtl/>
-                <w:lang w:bidi="fa-IR"/>
-              </w:rPr>
-            </w:pPr>
-            <w:r>
-              <w:rPr>
-                <w:rFonts w:hint="cs"/>
-                <w:noProof/>
-                <w:rtl/>
-                <w:lang w:bidi="fa-IR"/>
-              </w:rPr>
-              <w:t xml:space="preserve">                                    </w:t>
-            </w:r>
-            <w:r>
-              <w:rPr>
-                <w:rFonts w:hint="cs"/>
-                <w:noProof/>
-                <w:rtl/>
-                <w:lang w:bidi="fa-IR"/>
-              </w:rPr>
-              <w:t xml:space="preserve"> </w:t>
-            </w:r>
-            <w:r>
-              <w:rPr>
-                <w:rFonts w:hint="cs"/>
-                <w:noProof/>
-                <w:rtl/>
-                <w:lang w:bidi="fa-IR"/>
-              </w:rPr>
-              <w:t xml:space="preserve">                 </w:t>
-            </w:r>
-          </w:p>
-          <w:p>
-            <w:pPr>
-              <w:tabs>
-                <w:tab w:val="left" w:pos="917"/>
-                <w:tab w:val="center" w:pos="4657"/>
-              </w:tabs>
-              <w:rPr>
-                <w:noProof/>
-                <w:rtl/>
-                <w:lang w:bidi="fa-IR"/>
-              </w:rPr>
-            </w:pPr>
-            <w:r>
-              <w:rPr>
-                <w:noProof/>
-                <w:lang w:bidi="fa-IR"/>
-              </w:rPr>
-              <w:t xml:space="preserve"> </w:t>
-            </w:r>
-            <w:r>
-              <w:rPr>
-                <w:noProof/>
-                <w:lang w:bidi="fa-IR"/>
-              </w:rPr>
-              <w:tab/>
-            </w:r>
-            <w:r>
-              <w:rPr>
-                <w:rFonts w:hint="cs"/>
-                <w:noProof/>
-                <w:rtl/>
-                <w:lang w:bidi="fa-IR"/>
-              </w:rPr>
-              <w:t xml:space="preserve">              </w:t>
-            </w:r>
-            <w:r>
-              <w:rPr>
-                <w:noProof/>
-                <w:lang w:bidi="fa-IR"/>
-              </w:rPr>
-              <w:t xml:space="preserve">  </w:t>
-            </w:r>
-          </w:p>
-        </w:tc>
-        <w:tc>
-          <w:tcPr>
-            <w:tcW w:w="517" w:type="dxa"/>
-            <w:shd w:val="clear" w:color="auto" w:fill="auto"/>
-            <w:vAlign w:val="center"/>
-          </w:tcPr>
-          <w:p>
-            <w:pPr>
-              <w:jc w:val="center"/>
-              <w:rPr>
-                <w:sz w:val="22"/>
-                <w:szCs w:val="22"/>
-                <w:rtl/>
-              </w:rPr>
-            </w:pPr>
-            <w:r>
-              <w:rPr>
-                <w:rFonts w:hint="cs"/>
-                <w:sz w:val="22"/>
-                <w:szCs w:val="22"/>
-                <w:rtl/>
-              </w:rPr>
-              <w:t>1</w:t>
-            </w:r>
-          </w:p>
-        </w:tc>
-      </w:tr>
-      <w:tr>
-        <w:trPr>
-          <w:trHeight w:val="1141"/>
-        </w:trPr>
-        <w:tc>
-          <w:tcPr>
-            <w:tcW w:w="534" w:type="dxa"/>
-            <w:shd w:val="clear" w:color="auto" w:fill="auto"/>
-          </w:tcPr>
-          <w:p>
-            <w:pPr>
-              <w:jc w:val="center"/>
-              <w:rPr>
-                <w:sz w:val="22"/>
-                <w:szCs w:val="22"/>
-                <w:rtl/>
-              </w:rPr>
-            </w:pPr>
-            <w:r>
-              <w:rPr>
-                <w:rFonts w:hint="cs"/>
-                <w:sz w:val="22"/>
-                <w:szCs w:val="22"/>
-                <w:rtl/>
-              </w:rPr>
-              <w:t>1</w:t>
-            </w:r>
-            <w:r>
-              <w:rPr>
-                <w:rFonts w:hint="cs"/>
-                <w:sz w:val="22"/>
-                <w:szCs w:val="22"/>
-                <w:rtl/>
-              </w:rPr>
-              <w:t>4</w:t>
-            </w:r>
-          </w:p>
-        </w:tc>
-        <w:tc>
-          <w:tcPr>
-            <w:tcW w:w="9429" w:type="dxa"/>
-            <w:shd w:val="clear" w:color="auto" w:fill="auto"/>
-          </w:tcPr>
-          <w:p>
-            <w:pPr>
-              <w:tabs>
-                <w:tab w:val="left" w:pos="2338"/>
-              </w:tabs>
-              <w:spacing w:line="360" w:lineRule="auto"/>
-              <w:rPr>
-                <w:noProof/>
-                <w:rtl/>
-                <w:lang w:bidi="fa-IR"/>
-              </w:rPr>
-            </w:pPr>
-            <w:r>
-              <w:rPr>
-                <w:rFonts w:hint="cs"/>
-                <w:noProof/>
-                <w:rtl/>
-                <w:lang w:bidi="fa-IR"/>
-              </w:rPr>
-              <w:t xml:space="preserve">الف) عدد داده شده را با نماد علمی بنویسید.                           </w:t>
-            </w:r>
-            <w:r>
-              <w:rPr>
-                <w:rFonts w:hint="cs"/>
-                <w:noProof/>
-                <w:rtl/>
-                <w:lang w:bidi="fa-IR"/>
-              </w:rPr>
-              <w:t xml:space="preserve">                                                      </w:t>
-            </w:r>
-            <w:r>
-              <w:rPr>
-                <w:rFonts w:hint="cs"/>
-                <w:noProof/>
-                <w:rtl/>
-                <w:lang w:bidi="fa-IR"/>
-              </w:rPr>
-              <w:t xml:space="preserve"> </w:t>
-            </w:r>
-            <w:r>
-              <w:rPr>
-                <w:noProof/>
-                <w:position w:val="-6"/>
-                <w:lang w:bidi="fa-IR"/>
-              </w:rPr>
-              <w:object w:dxaOrig="1400" w:dyaOrig="260" w14:anchorId="13DD8A6C">
-                <v:shape id="_x0000_i1076" type="#_x0000_t75" style="width:70.5pt;height:12.75pt" o:ole="">
-                  <v:imagedata r:id="rId111" o:title=""/>
-                </v:shape>
-                <o:OLEObject Type="Embed" ProgID="Equation.DSMT4" ShapeID="_x0000_i1076" DrawAspect="Content" ObjectID="_1765524352" r:id="rId112"/>
-              </w:object>
-            </w:r>
-            <w:r>
-              <w:rPr>
-                <w:rFonts w:hint="cs"/>
-                <w:noProof/>
-                <w:rtl/>
-                <w:lang w:bidi="fa-IR"/>
-              </w:rPr>
-              <w:t xml:space="preserve">                                                                                        </w:t>
-            </w:r>
-            <w:r>
-              <w:rPr>
-                <w:rFonts w:hint="cs"/>
-                <w:noProof/>
-                <w:rtl/>
-                <w:lang w:bidi="fa-IR"/>
-              </w:rPr>
-              <w:t xml:space="preserve">                                                      </w:t>
-            </w:r>
-            <w:r>
-              <w:rPr>
-                <w:noProof/>
-                <w:rtl/>
-                <w:lang w:bidi="fa-IR"/>
-              </w:rPr>
-              <w:t xml:space="preserve"> </w:t>
-            </w:r>
-            <w:r>
-              <w:rPr>
-                <w:rFonts w:hint="cs"/>
-                <w:noProof/>
-                <w:rtl/>
-                <w:lang w:bidi="fa-IR"/>
-              </w:rPr>
-              <w:t xml:space="preserve">                                                          </w:t>
-            </w:r>
-          </w:p>
-          <w:p>
-            <w:pPr>
-              <w:tabs>
-                <w:tab w:val="left" w:pos="2338"/>
-              </w:tabs>
-              <w:spacing w:line="360" w:lineRule="auto"/>
-              <w:rPr>
-                <w:noProof/>
-                <w:rtl/>
-                <w:lang w:bidi="fa-IR"/>
-              </w:rPr>
-            </w:pPr>
-            <w:r>
-              <w:rPr>
-                <w:rFonts w:hint="cs"/>
-                <w:noProof/>
-                <w:rtl/>
-                <w:lang w:bidi="fa-IR"/>
-              </w:rPr>
-              <w:t xml:space="preserve">ب) نمایش اعشاری(معمولی) عدد مقابل را بنویسید.    </w:t>
-            </w:r>
-            <w:r>
-              <w:rPr>
-                <w:rFonts w:hint="cs"/>
-                <w:noProof/>
-                <w:rtl/>
-                <w:lang w:bidi="fa-IR"/>
-              </w:rPr>
-              <w:t xml:space="preserve">                                                                   </w:t>
-            </w:r>
-            <w:r>
-              <w:rPr>
-                <w:rFonts w:hint="cs"/>
-                <w:noProof/>
-                <w:rtl/>
-                <w:lang w:bidi="fa-IR"/>
-              </w:rPr>
-              <w:t xml:space="preserve"> </w:t>
-            </w:r>
-            <w:r>
-              <w:rPr>
-                <w:noProof/>
-                <w:position w:val="-6"/>
-                <w:lang w:bidi="fa-IR"/>
-              </w:rPr>
-              <w:object w:dxaOrig="1380" w:dyaOrig="420" w14:anchorId="0F132F95">
-                <v:shape id="_x0000_i1077" type="#_x0000_t75" style="width:69pt;height:21pt" o:ole="">
-                  <v:imagedata r:id="rId113" o:title=""/>
-                </v:shape>
-                <o:OLEObject Type="Embed" ProgID="Equation.DSMT4" ShapeID="_x0000_i1077" DrawAspect="Content" ObjectID="_1765524353" r:id="rId114"/>
-              </w:object>
-            </w:r>
-            <w:r>
-              <w:rPr>
-                <w:rFonts w:hint="cs"/>
-                <w:noProof/>
-                <w:rtl/>
-                <w:lang w:bidi="fa-IR"/>
-              </w:rPr>
-              <w:t xml:space="preserve">                                                           </w:t>
-            </w:r>
-            <w:r>
-              <w:rPr>
-                <w:noProof/>
-                <w:rtl/>
-                <w:lang w:bidi="fa-IR"/>
-              </w:rPr>
-              <w:t xml:space="preserve">  </w:t>
-            </w:r>
-          </w:p>
-        </w:tc>
-        <w:tc>
-          <w:tcPr>
-            <w:tcW w:w="517" w:type="dxa"/>
-            <w:shd w:val="clear" w:color="auto" w:fill="auto"/>
-            <w:vAlign w:val="center"/>
-          </w:tcPr>
-          <w:p>
-            <w:pPr>
-              <w:jc w:val="center"/>
-              <w:rPr>
-                <w:sz w:val="22"/>
-                <w:szCs w:val="22"/>
-                <w:rtl/>
-              </w:rPr>
-            </w:pPr>
-            <w:r>
-              <w:rPr>
-                <w:rFonts w:hint="cs"/>
-                <w:sz w:val="22"/>
-                <w:szCs w:val="22"/>
-                <w:rtl/>
-              </w:rPr>
-              <w:t>1</w:t>
             </w:r>
           </w:p>
         </w:tc>
@@ -6588,7 +6148,7 @@
                 <w:szCs w:val="22"/>
                 <w:rtl/>
               </w:rPr>
-              <w:t>۱۵</w:t>
+              <w:t>13</w:t>
             </w:r>
           </w:p>
         </w:tc>
@@ -7082,9 +6642,9 @@
               </w:rPr>
               <w:object w:dxaOrig="260" w:dyaOrig="360" w14:anchorId="742F8669">
                 <v:shape id="_x0000_i1078" type="#_x0000_t75" style="width:13.5pt;height:18pt" o:ole="">
-                  <v:imagedata r:id="rId115" o:title=""/>
+                  <v:imagedata r:id="rId107" o:title=""/>
                 </v:shape>
-                <o:OLEObject Type="Embed" ProgID="Equation.DSMT4" ShapeID="_x0000_i1078" DrawAspect="Content" ObjectID="_1765524354" r:id="rId116"/>
+                <o:OLEObject Type="Embed" ProgID="Equation.DSMT4" ShapeID="_x0000_i1078" DrawAspect="Content" ObjectID="_1828554955" r:id="rId108"/>
               </w:object>
             </w:r>
             <w:r>
@@ -7220,8 +6780,10 @@
                 <w:szCs w:val="22"/>
                 <w:rtl/>
               </w:rPr>
-              <w:t>16</w:t>
-            </w:r>
+              <w:t>14</w:t>
+            </w:r>
+            <w:bookmarkStart w:id="0" w:name="_GoBack"/>
+            <w:bookmarkEnd w:id="0"/>
           </w:p>
           <w:p>
             <w:pPr>
@@ -7349,7 +6911,7 @@
       </w:pPr>
     </w:p>
     <w:sectPr>
-      <w:footerReference w:type="even" r:id="rId117"/>
+      <w:footerReference w:type="even" r:id="rId109"/>
       <w:pgSz w:w="11906" w:h="16838" w:code="9"/>
       <w:pgMar w:top="432" w:right="677" w:bottom="432" w:left="677" w:header="0" w:footer="0" w:gutter="0"/>
       <w:cols w:space="708"/>
@@ -7362,7 +6924,7 @@
 </file>
 
 <file path=word/endnotes.xml><?xml version="1.0" encoding="utf-8"?>
-<w:endnotes xmlns:wpc="http://schemas.microsoft.com/office/word/2010/wordprocessingCanvas" xmlns:cx="http://schemas.microsoft.com/office/drawing/2014/chartex" xmlns:cx1="http://schemas.microsoft.com/office/drawing/2015/9/8/chartex" xmlns:mc="http://schemas.openxmlformats.org/markup-compatibility/2006" xmlns:o="urn:schemas-microsoft-com:office:office" xmlns:r="http://schemas.openxmlformats.org/officeDocument/2006/relationships" xmlns:m="http://schemas.openxmlformats.org/officeDocument/2006/math" xmlns:v="urn:schemas-microsoft-com:vml" xmlns:wp14="http://schemas.microsoft.com/office/word/2010/wordprocessingDrawing" xmlns:wp="http://schemas.openxmlformats.org/drawingml/2006/wordprocessingDrawing" xmlns:w10="urn:schemas-microsoft-com:office:word" xmlns:w="http://schemas.openxmlformats.org/wordprocessingml/2006/main" xmlns:w14="http://schemas.microsoft.com/office/word/2010/wordml" xmlns:w15="http://schemas.microsoft.com/office/word/2012/wordml" xmlns:w16se="http://schemas.microsoft.com/office/word/2015/wordml/symex" xmlns:wpg="http://schemas.microsoft.com/office/word/2010/wordprocessingGroup" xmlns:wpi="http://schemas.microsoft.com/office/word/2010/wordprocessingInk" xmlns:wne="http://schemas.microsoft.com/office/word/2006/wordml" xmlns:wps="http://schemas.microsoft.com/office/word/2010/wordprocessingShape" mc:Ignorable="w14 w15 w16se wp14">
+<w:endnotes xmlns:wpc="http://schemas.microsoft.com/office/word/2010/wordprocessingCanvas" xmlns:cx="http://schemas.microsoft.com/office/drawing/2014/chartex" xmlns:cx1="http://schemas.microsoft.com/office/drawing/2015/9/8/chartex" xmlns:cx2="http://schemas.microsoft.com/office/drawing/2015/10/21/chartex" xmlns:cx3="http://schemas.microsoft.com/office/drawing/2016/5/9/chartex" xmlns:cx4="http://schemas.microsoft.com/office/drawing/2016/5/10/chartex" xmlns:cx5="http://schemas.microsoft.com/office/drawing/2016/5/11/chartex" xmlns:cx6="http://schemas.microsoft.com/office/drawing/2016/5/12/chartex" xmlns:cx7="http://schemas.microsoft.com/office/drawing/2016/5/13/chartex" xmlns:cx8="http://schemas.microsoft.com/office/drawing/2016/5/14/chartex" xmlns:mc="http://schemas.openxmlformats.org/markup-compatibility/2006" xmlns:aink="http://schemas.microsoft.com/office/drawing/2016/ink" xmlns:am3d="http://schemas.microsoft.com/office/drawing/2017/model3d" xmlns:o="urn:schemas-microsoft-com:office:office" xmlns:r="http://schemas.openxmlformats.org/officeDocument/2006/relationships" xmlns:m="http://schemas.openxmlformats.org/officeDocument/2006/math" xmlns:v="urn:schemas-microsoft-com:vml" xmlns:wp14="http://schemas.microsoft.com/office/word/2010/wordprocessingDrawing" xmlns:wp="http://schemas.openxmlformats.org/drawingml/2006/wordprocessingDrawing" xmlns:w10="urn:schemas-microsoft-com:office:word" xmlns:w="http://schemas.openxmlformats.org/wordprocessingml/2006/main" xmlns:w14="http://schemas.microsoft.com/office/word/2010/wordml" xmlns:w15="http://schemas.microsoft.com/office/word/2012/wordml" xmlns:w16cid="http://schemas.microsoft.com/office/word/2016/wordml/cid" xmlns:w16se="http://schemas.microsoft.com/office/word/2015/wordml/symex" xmlns:wpg="http://schemas.microsoft.com/office/word/2010/wordprocessingGroup" xmlns:wpi="http://schemas.microsoft.com/office/word/2010/wordprocessingInk" xmlns:wne="http://schemas.microsoft.com/office/word/2006/wordml" xmlns:wps="http://schemas.microsoft.com/office/word/2010/wordprocessingShape" mc:Ignorable="w14 w15 w16se w16cid wp14">
   <w:endnote w:type="separator" w:id="-1">
     <w:p>
       <w:r>
@@ -7381,7 +6943,7 @@
 </file>
 
 <file path=word/footer1.xml><?xml version="1.0" encoding="utf-8"?>
-<w:ftr xmlns:wpc="http://schemas.microsoft.com/office/word/2010/wordprocessingCanvas" xmlns:cx="http://schemas.microsoft.com/office/drawing/2014/chartex" xmlns:cx1="http://schemas.microsoft.com/office/drawing/2015/9/8/chartex" xmlns:mc="http://schemas.openxmlformats.org/markup-compatibility/2006" xmlns:o="urn:schemas-microsoft-com:office:office" xmlns:r="http://schemas.openxmlformats.org/officeDocument/2006/relationships" xmlns:m="http://schemas.openxmlformats.org/officeDocument/2006/math" xmlns:v="urn:schemas-microsoft-com:vml" xmlns:wp14="http://schemas.microsoft.com/office/word/2010/wordprocessingDrawing" xmlns:wp="http://schemas.openxmlformats.org/drawingml/2006/wordprocessingDrawing" xmlns:w10="urn:schemas-microsoft-com:office:word" xmlns:w="http://schemas.openxmlformats.org/wordprocessingml/2006/main" xmlns:w14="http://schemas.microsoft.com/office/word/2010/wordml" xmlns:w15="http://schemas.microsoft.com/office/word/2012/wordml" xmlns:w16se="http://schemas.microsoft.com/office/word/2015/wordml/symex" xmlns:wpg="http://schemas.microsoft.com/office/word/2010/wordprocessingGroup" xmlns:wpi="http://schemas.microsoft.com/office/word/2010/wordprocessingInk" xmlns:wne="http://schemas.microsoft.com/office/word/2006/wordml" xmlns:wps="http://schemas.microsoft.com/office/word/2010/wordprocessingShape" mc:Ignorable="w14 w15 w16se wp14">
+<w:ftr xmlns:wpc="http://schemas.microsoft.com/office/word/2010/wordprocessingCanvas" xmlns:cx="http://schemas.microsoft.com/office/drawing/2014/chartex" xmlns:cx1="http://schemas.microsoft.com/office/drawing/2015/9/8/chartex" xmlns:cx2="http://schemas.microsoft.com/office/drawing/2015/10/21/chartex" xmlns:cx3="http://schemas.microsoft.com/office/drawing/2016/5/9/chartex" xmlns:cx4="http://schemas.microsoft.com/office/drawing/2016/5/10/chartex" xmlns:cx5="http://schemas.microsoft.com/office/drawing/2016/5/11/chartex" xmlns:cx6="http://schemas.microsoft.com/office/drawing/2016/5/12/chartex" xmlns:cx7="http://schemas.microsoft.com/office/drawing/2016/5/13/chartex" xmlns:cx8="http://schemas.microsoft.com/office/drawing/2016/5/14/chartex" xmlns:mc="http://schemas.openxmlformats.org/markup-compatibility/2006" xmlns:aink="http://schemas.microsoft.com/office/drawing/2016/ink" xmlns:am3d="http://schemas.microsoft.com/office/drawing/2017/model3d" xmlns:o="urn:schemas-microsoft-com:office:office" xmlns:r="http://schemas.openxmlformats.org/officeDocument/2006/relationships" xmlns:m="http://schemas.openxmlformats.org/officeDocument/2006/math" xmlns:v="urn:schemas-microsoft-com:vml" xmlns:wp14="http://schemas.microsoft.com/office/word/2010/wordprocessingDrawing" xmlns:wp="http://schemas.openxmlformats.org/drawingml/2006/wordprocessingDrawing" xmlns:w10="urn:schemas-microsoft-com:office:word" xmlns:w="http://schemas.openxmlformats.org/wordprocessingml/2006/main" xmlns:w14="http://schemas.microsoft.com/office/word/2010/wordml" xmlns:w15="http://schemas.microsoft.com/office/word/2012/wordml" xmlns:w16cid="http://schemas.microsoft.com/office/word/2016/wordml/cid" xmlns:w16se="http://schemas.microsoft.com/office/word/2015/wordml/symex" xmlns:wpg="http://schemas.microsoft.com/office/word/2010/wordprocessingGroup" xmlns:wpi="http://schemas.microsoft.com/office/word/2010/wordprocessingInk" xmlns:wne="http://schemas.microsoft.com/office/word/2006/wordml" xmlns:wps="http://schemas.microsoft.com/office/word/2010/wordprocessingShape" mc:Ignorable="w14 w15 w16se w16cid wp14">
   <w:p>
     <w:pPr>
       <w:pStyle w:val="Footer"/>
@@ -7420,7 +6982,7 @@
 </file>
 
 <file path=word/footnotes.xml><?xml version="1.0" encoding="utf-8"?>
-<w:footnotes xmlns:wpc="http://schemas.microsoft.com/office/word/2010/wordprocessingCanvas" xmlns:cx="http://schemas.microsoft.com/office/drawing/2014/chartex" xmlns:cx1="http://schemas.microsoft.com/office/drawing/2015/9/8/chartex" xmlns:mc="http://schemas.openxmlformats.org/markup-compatibility/2006" xmlns:o="urn:schemas-microsoft-com:office:office" xmlns:r="http://schemas.openxmlformats.org/officeDocument/2006/relationships" xmlns:m="http://schemas.openxmlformats.org/officeDocument/2006/math" xmlns:v="urn:schemas-microsoft-com:vml" xmlns:wp14="http://schemas.microsoft.com/office/word/2010/wordprocessingDrawing" xmlns:wp="http://schemas.openxmlformats.org/drawingml/2006/wordprocessingDrawing" xmlns:w10="urn:schemas-microsoft-com:office:word" xmlns:w="http://schemas.openxmlformats.org/wordprocessingml/2006/main" xmlns:w14="http://schemas.microsoft.com/office/word/2010/wordml" xmlns:w15="http://schemas.microsoft.com/office/word/2012/wordml" xmlns:w16se="http://schemas.microsoft.com/office/word/2015/wordml/symex" xmlns:wpg="http://schemas.microsoft.com/office/word/2010/wordprocessingGroup" xmlns:wpi="http://schemas.microsoft.com/office/word/2010/wordprocessingInk" xmlns:wne="http://schemas.microsoft.com/office/word/2006/wordml" xmlns:wps="http://schemas.microsoft.com/office/word/2010/wordprocessingShape" mc:Ignorable="w14 w15 w16se wp14">
+<w:footnotes xmlns:wpc="http://schemas.microsoft.com/office/word/2010/wordprocessingCanvas" xmlns:cx="http://schemas.microsoft.com/office/drawing/2014/chartex" xmlns:cx1="http://schemas.microsoft.com/office/drawing/2015/9/8/chartex" xmlns:cx2="http://schemas.microsoft.com/office/drawing/2015/10/21/chartex" xmlns:cx3="http://schemas.microsoft.com/office/drawing/2016/5/9/chartex" xmlns:cx4="http://schemas.microsoft.com/office/drawing/2016/5/10/chartex" xmlns:cx5="http://schemas.microsoft.com/office/drawing/2016/5/11/chartex" xmlns:cx6="http://schemas.microsoft.com/office/drawing/2016/5/12/chartex" xmlns:cx7="http://schemas.microsoft.com/office/drawing/2016/5/13/chartex" xmlns:cx8="http://schemas.microsoft.com/office/drawing/2016/5/14/chartex" xmlns:mc="http://schemas.openxmlformats.org/markup-compatibility/2006" xmlns:aink="http://schemas.microsoft.com/office/drawing/2016/ink" xmlns:am3d="http://schemas.microsoft.com/office/drawing/2017/model3d" xmlns:o="urn:schemas-microsoft-com:office:office" xmlns:r="http://schemas.openxmlformats.org/officeDocument/2006/relationships" xmlns:m="http://schemas.openxmlformats.org/officeDocument/2006/math" xmlns:v="urn:schemas-microsoft-com:vml" xmlns:wp14="http://schemas.microsoft.com/office/word/2010/wordprocessingDrawing" xmlns:wp="http://schemas.openxmlformats.org/drawingml/2006/wordprocessingDrawing" xmlns:w10="urn:schemas-microsoft-com:office:word" xmlns:w="http://schemas.openxmlformats.org/wordprocessingml/2006/main" xmlns:w14="http://schemas.microsoft.com/office/word/2010/wordml" xmlns:w15="http://schemas.microsoft.com/office/word/2012/wordml" xmlns:w16cid="http://schemas.microsoft.com/office/word/2016/wordml/cid" xmlns:w16se="http://schemas.microsoft.com/office/word/2015/wordml/symex" xmlns:wpg="http://schemas.microsoft.com/office/word/2010/wordprocessingGroup" xmlns:wpi="http://schemas.microsoft.com/office/word/2010/wordprocessingInk" xmlns:wne="http://schemas.microsoft.com/office/word/2006/wordml" xmlns:wps="http://schemas.microsoft.com/office/word/2010/wordprocessingShape" mc:Ignorable="w14 w15 w16se w16cid wp14">
   <w:footnote w:type="separator" w:id="-1">
     <w:p>
       <w:r>
@@ -7439,7 +7001,7 @@
 </file>
 
 <file path=word/numbering.xml><?xml version="1.0" encoding="utf-8"?>
-<w:numbering xmlns:wpc="http://schemas.microsoft.com/office/word/2010/wordprocessingCanvas" xmlns:cx="http://schemas.microsoft.com/office/drawing/2014/chartex" xmlns:cx1="http://schemas.microsoft.com/office/drawing/2015/9/8/chartex" xmlns:mc="http://schemas.openxmlformats.org/markup-compatibility/2006" xmlns:o="urn:schemas-microsoft-com:office:office" xmlns:r="http://schemas.openxmlformats.org/officeDocument/2006/relationships" xmlns:m="http://schemas.openxmlformats.org/officeDocument/2006/math" xmlns:v="urn:schemas-microsoft-com:vml" xmlns:wp14="http://schemas.microsoft.com/office/word/2010/wordprocessingDrawing" xmlns:wp="http://schemas.openxmlformats.org/drawingml/2006/wordprocessingDrawing" xmlns:w10="urn:schemas-microsoft-com:office:word" xmlns:w="http://schemas.openxmlformats.org/wordprocessingml/2006/main" xmlns:w14="http://schemas.microsoft.com/office/word/2010/wordml" xmlns:w15="http://schemas.microsoft.com/office/word/2012/wordml" xmlns:w16se="http://schemas.microsoft.com/office/word/2015/wordml/symex" xmlns:wpg="http://schemas.microsoft.com/office/word/2010/wordprocessingGroup" xmlns:wpi="http://schemas.microsoft.com/office/word/2010/wordprocessingInk" xmlns:wne="http://schemas.microsoft.com/office/word/2006/wordml" xmlns:wps="http://schemas.microsoft.com/office/word/2010/wordprocessingShape" mc:Ignorable="w14 w15 w16se wp14">
+<w:numbering xmlns:wpc="http://schemas.microsoft.com/office/word/2010/wordprocessingCanvas" xmlns:cx="http://schemas.microsoft.com/office/drawing/2014/chartex" xmlns:cx1="http://schemas.microsoft.com/office/drawing/2015/9/8/chartex" xmlns:cx2="http://schemas.microsoft.com/office/drawing/2015/10/21/chartex" xmlns:cx3="http://schemas.microsoft.com/office/drawing/2016/5/9/chartex" xmlns:cx4="http://schemas.microsoft.com/office/drawing/2016/5/10/chartex" xmlns:cx5="http://schemas.microsoft.com/office/drawing/2016/5/11/chartex" xmlns:cx6="http://schemas.microsoft.com/office/drawing/2016/5/12/chartex" xmlns:cx7="http://schemas.microsoft.com/office/drawing/2016/5/13/chartex" xmlns:cx8="http://schemas.microsoft.com/office/drawing/2016/5/14/chartex" xmlns:mc="http://schemas.openxmlformats.org/markup-compatibility/2006" xmlns:aink="http://schemas.microsoft.com/office/drawing/2016/ink" xmlns:am3d="http://schemas.microsoft.com/office/drawing/2017/model3d" xmlns:o="urn:schemas-microsoft-com:office:office" xmlns:r="http://schemas.openxmlformats.org/officeDocument/2006/relationships" xmlns:m="http://schemas.openxmlformats.org/officeDocument/2006/math" xmlns:v="urn:schemas-microsoft-com:vml" xmlns:wp14="http://schemas.microsoft.com/office/word/2010/wordprocessingDrawing" xmlns:wp="http://schemas.openxmlformats.org/drawingml/2006/wordprocessingDrawing" xmlns:w10="urn:schemas-microsoft-com:office:word" xmlns:w="http://schemas.openxmlformats.org/wordprocessingml/2006/main" xmlns:w14="http://schemas.microsoft.com/office/word/2010/wordml" xmlns:w15="http://schemas.microsoft.com/office/word/2012/wordml" xmlns:w16cid="http://schemas.microsoft.com/office/word/2016/wordml/cid" xmlns:w16se="http://schemas.microsoft.com/office/word/2015/wordml/symex" xmlns:wpg="http://schemas.microsoft.com/office/word/2010/wordprocessingGroup" xmlns:wpi="http://schemas.microsoft.com/office/word/2010/wordprocessingInk" xmlns:wne="http://schemas.microsoft.com/office/word/2006/wordml" xmlns:wps="http://schemas.microsoft.com/office/word/2010/wordprocessingShape" mc:Ignorable="w14 w15 w16se w16cid wp14">
   <w:abstractNum w:abstractNumId="0" w15:restartNumberingAfterBreak="0">
     <w:nsid w:val="46766DEE"/>
     <w:multiLevelType w:val="hybridMultilevel"/>
@@ -7628,7 +7190,7 @@
 </file>
 
 <file path=word/styles.xml><?xml version="1.0" encoding="utf-8"?>
-<w:styles xmlns:mc="http://schemas.openxmlformats.org/markup-compatibility/2006" xmlns:r="http://schemas.openxmlformats.org/officeDocument/2006/relationships" xmlns:w="http://schemas.openxmlformats.org/wordprocessingml/2006/main" xmlns:w14="http://schemas.microsoft.com/office/word/2010/wordml" xmlns:w15="http://schemas.microsoft.com/office/word/2012/wordml" xmlns:w16se="http://schemas.microsoft.com/office/word/2015/wordml/symex" mc:Ignorable="w14 w15 w16se">
+<w:styles xmlns:mc="http://schemas.openxmlformats.org/markup-compatibility/2006" xmlns:r="http://schemas.openxmlformats.org/officeDocument/2006/relationships" xmlns:w="http://schemas.openxmlformats.org/wordprocessingml/2006/main" xmlns:w14="http://schemas.microsoft.com/office/word/2010/wordml" xmlns:w15="http://schemas.microsoft.com/office/word/2012/wordml" xmlns:w16cid="http://schemas.microsoft.com/office/word/2016/wordml/cid" xmlns:w16se="http://schemas.microsoft.com/office/word/2015/wordml/symex" mc:Ignorable="w14 w15 w16se w16cid">
   <w:docDefaults>
     <w:rPrDefault>
       <w:rPr>
@@ -7638,7 +7200,7 @@
     </w:rPrDefault>
     <w:pPrDefault/>
   </w:docDefaults>
-  <w:latentStyles w:defLockedState="0" w:defUIPriority="0" w:defSemiHidden="0" w:defUnhideWhenUsed="0" w:defQFormat="0" w:count="371">
+  <w:latentStyles w:defLockedState="0" w:defUIPriority="0" w:defSemiHidden="0" w:defUnhideWhenUsed="0" w:defQFormat="0" w:count="376">
     <w:lsdException w:name="Normal" w:qFormat="1"/>
     <w:lsdException w:name="heading 1" w:qFormat="1"/>
     <w:lsdException w:name="heading 2" w:semiHidden="1" w:unhideWhenUsed="1" w:qFormat="1"/>
@@ -7737,7 +7299,6 @@
     <w:lsdException w:name="HTML Sample" w:semiHidden="1" w:unhideWhenUsed="1"/>
     <w:lsdException w:name="HTML Typewriter" w:semiHidden="1" w:unhideWhenUsed="1"/>
     <w:lsdException w:name="HTML Variable" w:semiHidden="1" w:unhideWhenUsed="1"/>
-    <w:lsdException w:name="Normal Table" w:semiHidden="1" w:unhideWhenUsed="1"/>
     <w:lsdException w:name="annotation subject" w:semiHidden="1" w:unhideWhenUsed="1"/>
     <w:lsdException w:name="No List" w:semiHidden="1" w:unhideWhenUsed="1"/>
     <w:lsdException w:name="Outline List 1" w:semiHidden="1" w:unhideWhenUsed="1"/>
@@ -7780,11 +7341,9 @@
     <w:lsdException w:name="Table Contemporary" w:semiHidden="1" w:unhideWhenUsed="1"/>
     <w:lsdException w:name="Table Elegant" w:semiHidden="1" w:unhideWhenUsed="1"/>
     <w:lsdException w:name="Table Professional" w:semiHidden="1" w:unhideWhenUsed="1"/>
-    <w:lsdException w:name="Table Subtle 1" w:semiHidden="1" w:unhideWhenUsed="1"/>
     <w:lsdException w:name="Table Subtle 2" w:semiHidden="1" w:unhideWhenUsed="1"/>
     <w:lsdException w:name="Table Web 1" w:semiHidden="1" w:unhideWhenUsed="1"/>
-    <w:lsdException w:name="Table Web 2" w:semiHidden="1" w:unhideWhenUsed="1"/>
-    <w:lsdException w:name="Table Web 3" w:semiHidden="1" w:unhideWhenUsed="1"/>
+    <w:lsdException w:name="Balloon Text" w:semiHidden="1" w:unhideWhenUsed="1"/>
     <w:lsdException w:name="Table Theme" w:semiHidden="1" w:unhideWhenUsed="1"/>
     <w:lsdException w:name="Placeholder Text" w:semiHidden="1" w:uiPriority="99"/>
     <w:lsdException w:name="No Spacing" w:uiPriority="1" w:qFormat="1"/>
@@ -8001,6 +7560,11 @@
     <w:lsdException w:name="List Table 5 Dark Accent 6" w:uiPriority="50"/>
     <w:lsdException w:name="List Table 6 Colorful Accent 6" w:uiPriority="51"/>
     <w:lsdException w:name="List Table 7 Colorful Accent 6" w:uiPriority="52"/>
+    <w:lsdException w:name="Mention" w:semiHidden="1" w:uiPriority="99" w:unhideWhenUsed="1"/>
+    <w:lsdException w:name="Smart Hyperlink" w:semiHidden="1" w:uiPriority="99" w:unhideWhenUsed="1"/>
+    <w:lsdException w:name="Hashtag" w:semiHidden="1" w:uiPriority="99" w:unhideWhenUsed="1"/>
+    <w:lsdException w:name="Unresolved Mention" w:semiHidden="1" w:uiPriority="99" w:unhideWhenUsed="1"/>
+    <w:lsdException w:name="Smart Link" w:semiHidden="1" w:uiPriority="99" w:unhideWhenUsed="1"/>
   </w:latentStyles>
   <w:style w:type="paragraph" w:default="1" w:styleId="Normal">
     <w:name w:val="Normal"/>
@@ -8440,7 +8004,7 @@
 </file>
 
 <file path=customXml/itemProps1.xml><?xml version="1.0" encoding="utf-8"?>
-<ds:datastoreItem xmlns:ds="http://schemas.openxmlformats.org/officeDocument/2006/customXml" ds:itemID="{F568D841-8A36-4306-8BAD-5120BE7A5A78}">
+<ds:datastoreItem xmlns:ds="http://schemas.openxmlformats.org/officeDocument/2006/customXml" ds:itemID="{E14930BD-BB79-4C93-ACC6-CD0A729C0EA7}">
   <ds:schemaRefs>
     <ds:schemaRef ds:uri="http://schemas.openxmlformats.org/officeDocument/2006/bibliography"/>
   </ds:schemaRefs>
